--- a/docassemble/MODivorceForms/data/templates/property_statement_attachment_addendum.docx
+++ b/docassemble/MODivorceForms/data/templates/property_statement_attachment_addendum.docx
@@ -893,23 +893,7 @@
           <w:sz w:val="24"/>
           <w:szCs w:val="24"/>
         </w:rPr>
-        <w:t>{%p for field in property_statement_attachment</w:t>
-      </w:r>
-      <w:r>
-        <w:rPr>
-          <w:rFonts w:ascii="Helvetica" w:hAnsi="Helvetica"/>
-          <w:sz w:val="24"/>
-          <w:szCs w:val="24"/>
-        </w:rPr>
-        <w:t>[i]</w:t>
-      </w:r>
-      <w:r>
-        <w:rPr>
-          <w:rFonts w:ascii="Helvetica" w:hAnsi="Helvetica"/>
-          <w:sz w:val="24"/>
-          <w:szCs w:val="24"/>
-        </w:rPr>
-        <w:t>.overflow() %}</w:t>
+        <w:t>{%p for field in property_statement_attachment[i].overflow() %}</w:t>
       </w:r>
       <w:bookmarkStart w:id="0" w:name="_GoBack"/>
       <w:bookmarkEnd w:id="0"/>
@@ -929,7 +913,7 @@
           <w:sz w:val="24"/>
           <w:szCs w:val="24"/>
         </w:rPr>
-        <w:t>{%p if field.</w:t>
+        <w:t>{%p if field.field_name in [“petitioner.assets_</w:t>
       </w:r>
       <w:r>
         <w:rPr>
@@ -937,7 +921,7 @@
           <w:sz w:val="24"/>
           <w:szCs w:val="24"/>
         </w:rPr>
-        <w:t xml:space="preserve">field_name in [“petitioner.assets”,”respondent.assets”] </w:t>
+        <w:t>award</w:t>
       </w:r>
       <w:r>
         <w:rPr>
@@ -945,7 +929,7 @@
           <w:sz w:val="24"/>
           <w:szCs w:val="24"/>
         </w:rPr>
-        <w:t>%}</w:t>
+        <w:t>”] %}</w:t>
       </w:r>
     </w:p>
     <w:p>
@@ -989,7 +973,7 @@
         <w:gridCol w:w="3095"/>
         <w:gridCol w:w="1405"/>
         <w:gridCol w:w="1530"/>
-        <w:gridCol w:w="1530"/>
+        <w:gridCol w:w="1531"/>
         <w:gridCol w:w="1799"/>
       </w:tblGrid>
       <w:tr>
@@ -1164,7 +1148,7 @@
         </w:tc>
         <w:tc>
           <w:tcPr>
-            <w:tcW w:w="1530" w:type="dxa"/>
+            <w:tcW w:w="1531" w:type="dxa"/>
             <w:tcBorders>
               <w:right w:val="nil"/>
             </w:tcBorders>
@@ -1421,7 +1405,7 @@
         </w:tc>
         <w:tc>
           <w:tcPr>
-            <w:tcW w:w="1530" w:type="dxa"/>
+            <w:tcW w:w="1531" w:type="dxa"/>
             <w:tcBorders>
               <w:right w:val="nil"/>
             </w:tcBorders>
@@ -1534,47 +1518,7 @@
                 <w:szCs w:val="24"/>
                 <w:lang w:val="en-US" w:eastAsia="en-US" w:bidi="ar-SA"/>
               </w:rPr>
-              <w:t>{</w:t>
-            </w:r>
-            <w:r>
-              <w:rPr>
-                <w:rFonts w:eastAsia="Calibri" w:cs="Arial" w:ascii="Helvetica" w:hAnsi="Helvetica"/>
-                <w:kern w:val="0"/>
-                <w:sz w:val="24"/>
-                <w:szCs w:val="24"/>
-                <w:lang w:val="en-US" w:eastAsia="en-US" w:bidi="ar-SA"/>
-              </w:rPr>
-              <w:t>{ "$" + thousands(</w:t>
-            </w:r>
-            <w:r>
-              <w:rPr>
-                <w:rFonts w:eastAsia="Calibri" w:cs="Arial" w:ascii="Helvetica" w:hAnsi="Helvetica"/>
-                <w:kern w:val="0"/>
-                <w:sz w:val="24"/>
-                <w:szCs w:val="24"/>
-                <w:lang w:val="en-US" w:eastAsia="en-US" w:bidi="ar-SA"/>
-              </w:rPr>
-              <w:t>row</w:t>
-            </w:r>
-            <w:r>
-              <w:rPr>
-                <w:rFonts w:eastAsia="Calibri" w:cs="Arial" w:ascii="Helvetica" w:hAnsi="Helvetica"/>
-                <w:kern w:val="0"/>
-                <w:sz w:val="24"/>
-                <w:szCs w:val="24"/>
-                <w:lang w:val="en-US" w:eastAsia="en-US" w:bidi="ar-SA"/>
-              </w:rPr>
-              <w:t xml:space="preserve">.market_value, show_decimals=True) </w:t>
-            </w:r>
-            <w:r>
-              <w:rPr>
-                <w:rFonts w:eastAsia="Calibri" w:cs="Arial" w:ascii="Helvetica" w:hAnsi="Helvetica"/>
-                <w:kern w:val="0"/>
-                <w:sz w:val="24"/>
-                <w:szCs w:val="24"/>
-                <w:lang w:val="en-US" w:eastAsia="en-US" w:bidi="ar-SA"/>
-              </w:rPr>
-              <w:t>}}</w:t>
+              <w:t>{{ "$" + thousands(row.market_value, show_decimals=True) }}</w:t>
             </w:r>
           </w:p>
         </w:tc>
@@ -1604,83 +1548,13 @@
                 <w:szCs w:val="24"/>
                 <w:lang w:val="en-US" w:eastAsia="en-US" w:bidi="ar-SA"/>
               </w:rPr>
-              <w:t xml:space="preserve">{{ </w:t>
-            </w:r>
-            <w:r>
-              <w:rPr>
-                <w:rFonts w:eastAsia="Calibri" w:cs="Arial" w:ascii="Helvetica" w:hAnsi="Helvetica"/>
-                <w:kern w:val="0"/>
-                <w:sz w:val="24"/>
-                <w:szCs w:val="24"/>
-                <w:lang w:val="en-US" w:eastAsia="en-US" w:bidi="ar-SA"/>
-              </w:rPr>
-              <w:t>“Ye</w:t>
-            </w:r>
-            <w:r>
-              <w:rPr>
-                <w:rFonts w:eastAsia="Calibri" w:cs="Arial" w:ascii="Helvetica" w:hAnsi="Helvetica"/>
-                <w:kern w:val="0"/>
-                <w:sz w:val="24"/>
-                <w:szCs w:val="24"/>
-                <w:lang w:val="en-US" w:eastAsia="en-US" w:bidi="ar-SA"/>
-              </w:rPr>
-              <w:t xml:space="preserve">s” if </w:t>
-            </w:r>
-            <w:r>
-              <w:rPr>
-                <w:rFonts w:eastAsia="Calibri" w:cs="Arial" w:ascii="Helvetica" w:hAnsi="Helvetica"/>
-                <w:kern w:val="0"/>
-                <w:sz w:val="24"/>
-                <w:szCs w:val="24"/>
-                <w:lang w:val="en-US" w:eastAsia="en-US" w:bidi="ar-SA"/>
-              </w:rPr>
-              <w:t>showifdef(‘</w:t>
-            </w:r>
-            <w:r>
-              <w:rPr>
-                <w:rFonts w:eastAsia="Calibri" w:cs="Arial" w:ascii="Helvetica" w:hAnsi="Helvetica"/>
-                <w:kern w:val="0"/>
-                <w:sz w:val="24"/>
-                <w:szCs w:val="24"/>
-                <w:lang w:val="en-US" w:eastAsia="en-US" w:bidi="ar-SA"/>
-              </w:rPr>
-              <w:t>row.</w:t>
-            </w:r>
-            <w:r>
-              <w:rPr>
-                <w:rFonts w:eastAsia="Calibri" w:cs="Arial" w:ascii="Helvetica" w:hAnsi="Helvetica"/>
-                <w:kern w:val="0"/>
-                <w:sz w:val="24"/>
-                <w:szCs w:val="24"/>
-                <w:lang w:val="en-US" w:eastAsia="en-US" w:bidi="ar-SA"/>
-              </w:rPr>
-              <w:t>amount_owed’</w:t>
-            </w:r>
-            <w:r>
-              <w:rPr>
-                <w:rFonts w:eastAsia="Calibri" w:cs="Arial" w:ascii="Helvetica" w:hAnsi="Helvetica"/>
-                <w:kern w:val="0"/>
-                <w:sz w:val="24"/>
-                <w:szCs w:val="24"/>
-                <w:lang w:val="en-US" w:eastAsia="en-US" w:bidi="ar-SA"/>
-              </w:rPr>
-              <w:t>)</w:t>
-            </w:r>
-            <w:r>
-              <w:rPr>
-                <w:rFonts w:eastAsia="Calibri" w:cs="Arial" w:ascii="Helvetica" w:hAnsi="Helvetica"/>
-                <w:kern w:val="0"/>
-                <w:sz w:val="24"/>
-                <w:szCs w:val="24"/>
-                <w:lang w:val="en-US" w:eastAsia="en-US" w:bidi="ar-SA"/>
-              </w:rPr>
-              <w:t xml:space="preserve"> else “No”}}</w:t>
-            </w:r>
-          </w:p>
-        </w:tc>
-        <w:tc>
-          <w:tcPr>
-            <w:tcW w:w="1530" w:type="dxa"/>
+              <w:t>{{ “Yes” if showifdef(‘row.amount_owed’) else “No”}}</w:t>
+            </w:r>
+          </w:p>
+        </w:tc>
+        <w:tc>
+          <w:tcPr>
+            <w:tcW w:w="1531" w:type="dxa"/>
             <w:tcBorders>
               <w:right w:val="nil"/>
             </w:tcBorders>
@@ -1706,27 +1580,7 @@
                 <w:szCs w:val="24"/>
                 <w:lang w:val="en-US" w:eastAsia="en-US" w:bidi="ar-SA"/>
               </w:rPr>
-              <w:t>{{ row.</w:t>
-            </w:r>
-            <w:r>
-              <w:rPr>
-                <w:rFonts w:eastAsia="Calibri" w:cs="Arial" w:ascii="Helvetica" w:hAnsi="Helvetica"/>
-                <w:kern w:val="0"/>
-                <w:sz w:val="24"/>
-                <w:szCs w:val="24"/>
-                <w:lang w:val="en-US" w:eastAsia="en-US" w:bidi="ar-SA"/>
-              </w:rPr>
-              <w:t>marital_property</w:t>
-            </w:r>
-            <w:r>
-              <w:rPr>
-                <w:rFonts w:eastAsia="Calibri" w:cs="Arial" w:ascii="Helvetica" w:hAnsi="Helvetica"/>
-                <w:kern w:val="0"/>
-                <w:sz w:val="24"/>
-                <w:szCs w:val="24"/>
-                <w:lang w:val="en-US" w:eastAsia="en-US" w:bidi="ar-SA"/>
-              </w:rPr>
-              <w:t xml:space="preserve"> }}</w:t>
+              <w:t>{{ row.marital_property }}</w:t>
             </w:r>
           </w:p>
         </w:tc>
@@ -1756,37 +1610,7 @@
                 <w:szCs w:val="24"/>
                 <w:lang w:val="en-US" w:eastAsia="en-US" w:bidi="ar-SA"/>
               </w:rPr>
-              <w:t>{</w:t>
-            </w:r>
-            <w:r>
-              <w:rPr>
-                <w:rFonts w:eastAsia="Calibri" w:cs="Arial" w:ascii="Helvetica" w:hAnsi="Helvetica"/>
-                <w:kern w:val="0"/>
-                <w:sz w:val="24"/>
-                <w:szCs w:val="24"/>
-                <w:lang w:val="en-US" w:eastAsia="en-US" w:bidi="ar-SA"/>
-              </w:rPr>
-              <w:t>{ row.</w:t>
-            </w:r>
-            <w:r>
-              <w:rPr>
-                <w:rFonts w:eastAsia="Calibri" w:cs="Arial" w:ascii="Helvetica" w:hAnsi="Helvetica"/>
-                <w:kern w:val="0"/>
-                <w:sz w:val="24"/>
-                <w:szCs w:val="24"/>
-                <w:lang w:val="en-US" w:eastAsia="en-US" w:bidi="ar-SA"/>
-              </w:rPr>
-              <w:t>has_possession</w:t>
-            </w:r>
-            <w:r>
-              <w:rPr>
-                <w:rFonts w:eastAsia="Calibri" w:cs="Arial" w:ascii="Helvetica" w:hAnsi="Helvetica"/>
-                <w:kern w:val="0"/>
-                <w:sz w:val="24"/>
-                <w:szCs w:val="24"/>
-                <w:lang w:val="en-US" w:eastAsia="en-US" w:bidi="ar-SA"/>
-              </w:rPr>
-              <w:t xml:space="preserve"> }}</w:t>
+              <w:t>{{ row.has_possession }}</w:t>
             </w:r>
           </w:p>
         </w:tc>
@@ -1879,7 +1703,7 @@
         </w:tc>
         <w:tc>
           <w:tcPr>
-            <w:tcW w:w="1530" w:type="dxa"/>
+            <w:tcW w:w="1531" w:type="dxa"/>
             <w:tcBorders>
               <w:right w:val="nil"/>
             </w:tcBorders>
@@ -1967,7 +1791,7 @@
           <w:sz w:val="24"/>
           <w:szCs w:val="24"/>
         </w:rPr>
-        <w:t xml:space="preserve">{%p </w:t>
+        <w:t>{%p elif field.field_name == ”respondent.assets_</w:t>
       </w:r>
       <w:r>
         <w:rPr>
@@ -1975,7 +1799,7 @@
           <w:sz w:val="24"/>
           <w:szCs w:val="24"/>
         </w:rPr>
-        <w:t>el</w:t>
+        <w:t>award</w:t>
       </w:r>
       <w:r>
         <w:rPr>
@@ -1983,39 +1807,7 @@
           <w:sz w:val="24"/>
           <w:szCs w:val="24"/>
         </w:rPr>
-        <w:t>if field.</w:t>
-      </w:r>
-      <w:r>
-        <w:rPr>
-          <w:rFonts w:ascii="Helvetica" w:hAnsi="Helvetica"/>
-          <w:sz w:val="24"/>
-          <w:szCs w:val="24"/>
-        </w:rPr>
-        <w:t xml:space="preserve">field_name </w:t>
-      </w:r>
-      <w:r>
-        <w:rPr>
-          <w:rFonts w:ascii="Helvetica" w:hAnsi="Helvetica"/>
-          <w:sz w:val="24"/>
-          <w:szCs w:val="24"/>
-        </w:rPr>
-        <w:t xml:space="preserve">== </w:t>
-      </w:r>
-      <w:r>
-        <w:rPr>
-          <w:rFonts w:ascii="Helvetica" w:hAnsi="Helvetica"/>
-          <w:sz w:val="24"/>
-          <w:szCs w:val="24"/>
-        </w:rPr>
-        <w:t xml:space="preserve">”respondent.assets” </w:t>
-      </w:r>
-      <w:r>
-        <w:rPr>
-          <w:rFonts w:ascii="Helvetica" w:hAnsi="Helvetica"/>
-          <w:sz w:val="24"/>
-          <w:szCs w:val="24"/>
-        </w:rPr>
-        <w:t>%}</w:t>
+        <w:t>” %}</w:t>
       </w:r>
     </w:p>
     <w:p>
@@ -2059,7 +1851,7 @@
         <w:gridCol w:w="3095"/>
         <w:gridCol w:w="1405"/>
         <w:gridCol w:w="1530"/>
-        <w:gridCol w:w="1530"/>
+        <w:gridCol w:w="1531"/>
         <w:gridCol w:w="1799"/>
       </w:tblGrid>
       <w:tr>
@@ -2234,7 +2026,7 @@
         </w:tc>
         <w:tc>
           <w:tcPr>
-            <w:tcW w:w="1530" w:type="dxa"/>
+            <w:tcW w:w="1531" w:type="dxa"/>
             <w:tcBorders>
               <w:right w:val="nil"/>
             </w:tcBorders>
@@ -2491,7 +2283,7 @@
         </w:tc>
         <w:tc>
           <w:tcPr>
-            <w:tcW w:w="1530" w:type="dxa"/>
+            <w:tcW w:w="1531" w:type="dxa"/>
             <w:tcBorders>
               <w:right w:val="nil"/>
             </w:tcBorders>
@@ -2574,27 +2366,7 @@
                 <w:szCs w:val="24"/>
                 <w:lang w:val="en-US" w:eastAsia="en-US" w:bidi="ar-SA"/>
               </w:rPr>
-              <w:t>{{ row.award_template_</w:t>
-            </w:r>
-            <w:r>
-              <w:rPr>
-                <w:rFonts w:eastAsia="Calibri" w:cs="Arial" w:ascii="Helvetica" w:hAnsi="Helvetica"/>
-                <w:kern w:val="0"/>
-                <w:sz w:val="24"/>
-                <w:szCs w:val="24"/>
-                <w:lang w:val="en-US" w:eastAsia="en-US" w:bidi="ar-SA"/>
-              </w:rPr>
-              <w:t>respondent</w:t>
-            </w:r>
-            <w:r>
-              <w:rPr>
-                <w:rFonts w:eastAsia="Calibri" w:cs="Arial" w:ascii="Helvetica" w:hAnsi="Helvetica"/>
-                <w:kern w:val="0"/>
-                <w:sz w:val="24"/>
-                <w:szCs w:val="24"/>
-                <w:lang w:val="en-US" w:eastAsia="en-US" w:bidi="ar-SA"/>
-              </w:rPr>
-              <w:t xml:space="preserve"> }}</w:t>
+              <w:t>{{ row.award_template_respondent }}</w:t>
             </w:r>
           </w:p>
         </w:tc>
@@ -2624,47 +2396,7 @@
                 <w:szCs w:val="24"/>
                 <w:lang w:val="en-US" w:eastAsia="en-US" w:bidi="ar-SA"/>
               </w:rPr>
-              <w:t>{</w:t>
-            </w:r>
-            <w:r>
-              <w:rPr>
-                <w:rFonts w:eastAsia="Calibri" w:cs="Arial" w:ascii="Helvetica" w:hAnsi="Helvetica"/>
-                <w:kern w:val="0"/>
-                <w:sz w:val="24"/>
-                <w:szCs w:val="24"/>
-                <w:lang w:val="en-US" w:eastAsia="en-US" w:bidi="ar-SA"/>
-              </w:rPr>
-              <w:t>{ "$" + thousands(</w:t>
-            </w:r>
-            <w:r>
-              <w:rPr>
-                <w:rFonts w:eastAsia="Calibri" w:cs="Arial" w:ascii="Helvetica" w:hAnsi="Helvetica"/>
-                <w:kern w:val="0"/>
-                <w:sz w:val="24"/>
-                <w:szCs w:val="24"/>
-                <w:lang w:val="en-US" w:eastAsia="en-US" w:bidi="ar-SA"/>
-              </w:rPr>
-              <w:t>row</w:t>
-            </w:r>
-            <w:r>
-              <w:rPr>
-                <w:rFonts w:eastAsia="Calibri" w:cs="Arial" w:ascii="Helvetica" w:hAnsi="Helvetica"/>
-                <w:kern w:val="0"/>
-                <w:sz w:val="24"/>
-                <w:szCs w:val="24"/>
-                <w:lang w:val="en-US" w:eastAsia="en-US" w:bidi="ar-SA"/>
-              </w:rPr>
-              <w:t xml:space="preserve">.market_value, show_decimals=True) </w:t>
-            </w:r>
-            <w:r>
-              <w:rPr>
-                <w:rFonts w:eastAsia="Calibri" w:cs="Arial" w:ascii="Helvetica" w:hAnsi="Helvetica"/>
-                <w:kern w:val="0"/>
-                <w:sz w:val="24"/>
-                <w:szCs w:val="24"/>
-                <w:lang w:val="en-US" w:eastAsia="en-US" w:bidi="ar-SA"/>
-              </w:rPr>
-              <w:t>}}</w:t>
+              <w:t>{{ "$" + thousands(row.market_value, show_decimals=True) }}</w:t>
             </w:r>
           </w:p>
         </w:tc>
@@ -2694,73 +2426,13 @@
                 <w:szCs w:val="24"/>
                 <w:lang w:val="en-US" w:eastAsia="en-US" w:bidi="ar-SA"/>
               </w:rPr>
-              <w:t xml:space="preserve">{{ </w:t>
-            </w:r>
-            <w:r>
-              <w:rPr>
-                <w:rFonts w:eastAsia="Calibri" w:cs="Arial" w:ascii="Helvetica" w:hAnsi="Helvetica"/>
-                <w:kern w:val="0"/>
-                <w:sz w:val="24"/>
-                <w:szCs w:val="24"/>
-                <w:lang w:val="en-US" w:eastAsia="en-US" w:bidi="ar-SA"/>
-              </w:rPr>
-              <w:t>“Ye</w:t>
-            </w:r>
-            <w:r>
-              <w:rPr>
-                <w:rFonts w:eastAsia="Calibri" w:cs="Arial" w:ascii="Helvetica" w:hAnsi="Helvetica"/>
-                <w:kern w:val="0"/>
-                <w:sz w:val="24"/>
-                <w:szCs w:val="24"/>
-                <w:lang w:val="en-US" w:eastAsia="en-US" w:bidi="ar-SA"/>
-              </w:rPr>
-              <w:t xml:space="preserve">s” if </w:t>
-            </w:r>
-            <w:r>
-              <w:rPr>
-                <w:rFonts w:eastAsia="Calibri" w:cs="Arial" w:ascii="Helvetica" w:hAnsi="Helvetica"/>
-                <w:kern w:val="0"/>
-                <w:sz w:val="24"/>
-                <w:szCs w:val="24"/>
-                <w:lang w:val="en-US" w:eastAsia="en-US" w:bidi="ar-SA"/>
-              </w:rPr>
-              <w:t>showifdef(‘</w:t>
-            </w:r>
-            <w:r>
-              <w:rPr>
-                <w:rFonts w:eastAsia="Calibri" w:cs="Arial" w:ascii="Helvetica" w:hAnsi="Helvetica"/>
-                <w:kern w:val="0"/>
-                <w:sz w:val="24"/>
-                <w:szCs w:val="24"/>
-                <w:lang w:val="en-US" w:eastAsia="en-US" w:bidi="ar-SA"/>
-              </w:rPr>
-              <w:t>row.amount_owed’</w:t>
-            </w:r>
-            <w:r>
-              <w:rPr>
-                <w:rFonts w:eastAsia="Calibri" w:cs="Arial" w:ascii="Helvetica" w:hAnsi="Helvetica"/>
-                <w:kern w:val="0"/>
-                <w:sz w:val="24"/>
-                <w:szCs w:val="24"/>
-                <w:lang w:val="en-US" w:eastAsia="en-US" w:bidi="ar-SA"/>
-              </w:rPr>
-              <w:t>)</w:t>
-            </w:r>
-            <w:r>
-              <w:rPr>
-                <w:rFonts w:eastAsia="Calibri" w:cs="Arial" w:ascii="Helvetica" w:hAnsi="Helvetica"/>
-                <w:kern w:val="0"/>
-                <w:sz w:val="24"/>
-                <w:szCs w:val="24"/>
-                <w:lang w:val="en-US" w:eastAsia="en-US" w:bidi="ar-SA"/>
-              </w:rPr>
-              <w:t xml:space="preserve"> else “No”}}</w:t>
-            </w:r>
-          </w:p>
-        </w:tc>
-        <w:tc>
-          <w:tcPr>
-            <w:tcW w:w="1530" w:type="dxa"/>
+              <w:t>{{ “Yes” if showifdef(‘row.amount_owed’) else “No”}}</w:t>
+            </w:r>
+          </w:p>
+        </w:tc>
+        <w:tc>
+          <w:tcPr>
+            <w:tcW w:w="1531" w:type="dxa"/>
             <w:tcBorders>
               <w:right w:val="nil"/>
             </w:tcBorders>
@@ -2786,27 +2458,7 @@
                 <w:szCs w:val="24"/>
                 <w:lang w:val="en-US" w:eastAsia="en-US" w:bidi="ar-SA"/>
               </w:rPr>
-              <w:t>{{ row.</w:t>
-            </w:r>
-            <w:r>
-              <w:rPr>
-                <w:rFonts w:eastAsia="Calibri" w:cs="Arial" w:ascii="Helvetica" w:hAnsi="Helvetica"/>
-                <w:kern w:val="0"/>
-                <w:sz w:val="24"/>
-                <w:szCs w:val="24"/>
-                <w:lang w:val="en-US" w:eastAsia="en-US" w:bidi="ar-SA"/>
-              </w:rPr>
-              <w:t>marital_property</w:t>
-            </w:r>
-            <w:r>
-              <w:rPr>
-                <w:rFonts w:eastAsia="Calibri" w:cs="Arial" w:ascii="Helvetica" w:hAnsi="Helvetica"/>
-                <w:kern w:val="0"/>
-                <w:sz w:val="24"/>
-                <w:szCs w:val="24"/>
-                <w:lang w:val="en-US" w:eastAsia="en-US" w:bidi="ar-SA"/>
-              </w:rPr>
-              <w:t xml:space="preserve"> }}</w:t>
+              <w:t>{{ row.marital_property }}</w:t>
             </w:r>
           </w:p>
         </w:tc>
@@ -2836,37 +2488,7 @@
                 <w:szCs w:val="24"/>
                 <w:lang w:val="en-US" w:eastAsia="en-US" w:bidi="ar-SA"/>
               </w:rPr>
-              <w:t>{</w:t>
-            </w:r>
-            <w:r>
-              <w:rPr>
-                <w:rFonts w:eastAsia="Calibri" w:cs="Arial" w:ascii="Helvetica" w:hAnsi="Helvetica"/>
-                <w:kern w:val="0"/>
-                <w:sz w:val="24"/>
-                <w:szCs w:val="24"/>
-                <w:lang w:val="en-US" w:eastAsia="en-US" w:bidi="ar-SA"/>
-              </w:rPr>
-              <w:t>{ row.</w:t>
-            </w:r>
-            <w:r>
-              <w:rPr>
-                <w:rFonts w:eastAsia="Calibri" w:cs="Arial" w:ascii="Helvetica" w:hAnsi="Helvetica"/>
-                <w:kern w:val="0"/>
-                <w:sz w:val="24"/>
-                <w:szCs w:val="24"/>
-                <w:lang w:val="en-US" w:eastAsia="en-US" w:bidi="ar-SA"/>
-              </w:rPr>
-              <w:t>has_possession</w:t>
-            </w:r>
-            <w:r>
-              <w:rPr>
-                <w:rFonts w:eastAsia="Calibri" w:cs="Arial" w:ascii="Helvetica" w:hAnsi="Helvetica"/>
-                <w:kern w:val="0"/>
-                <w:sz w:val="24"/>
-                <w:szCs w:val="24"/>
-                <w:lang w:val="en-US" w:eastAsia="en-US" w:bidi="ar-SA"/>
-              </w:rPr>
-              <w:t xml:space="preserve"> }}</w:t>
+              <w:t>{{ row.has_possession }}</w:t>
             </w:r>
           </w:p>
         </w:tc>
@@ -2959,7 +2581,7 @@
         </w:tc>
         <w:tc>
           <w:tcPr>
-            <w:tcW w:w="1530" w:type="dxa"/>
+            <w:tcW w:w="1531" w:type="dxa"/>
             <w:tcBorders>
               <w:right w:val="nil"/>
             </w:tcBorders>
@@ -3047,7 +2669,7 @@
           <w:sz w:val="24"/>
           <w:szCs w:val="24"/>
         </w:rPr>
-        <w:t xml:space="preserve">{%p </w:t>
+        <w:t>{%p elif field.field_name == ”respondent.debts_</w:t>
       </w:r>
       <w:r>
         <w:rPr>
@@ -3055,7 +2677,7 @@
           <w:sz w:val="24"/>
           <w:szCs w:val="24"/>
         </w:rPr>
-        <w:t>el</w:t>
+        <w:t>award</w:t>
       </w:r>
       <w:r>
         <w:rPr>
@@ -3063,55 +2685,7 @@
           <w:sz w:val="24"/>
           <w:szCs w:val="24"/>
         </w:rPr>
-        <w:t>if field.</w:t>
-      </w:r>
-      <w:r>
-        <w:rPr>
-          <w:rFonts w:ascii="Helvetica" w:hAnsi="Helvetica"/>
-          <w:sz w:val="24"/>
-          <w:szCs w:val="24"/>
-        </w:rPr>
-        <w:t xml:space="preserve">field_name </w:t>
-      </w:r>
-      <w:r>
-        <w:rPr>
-          <w:rFonts w:ascii="Helvetica" w:hAnsi="Helvetica"/>
-          <w:sz w:val="24"/>
-          <w:szCs w:val="24"/>
-        </w:rPr>
-        <w:t xml:space="preserve">== </w:t>
-      </w:r>
-      <w:r>
-        <w:rPr>
-          <w:rFonts w:ascii="Helvetica" w:hAnsi="Helvetica"/>
-          <w:sz w:val="24"/>
-          <w:szCs w:val="24"/>
-        </w:rPr>
-        <w:t>”respondent.</w:t>
-      </w:r>
-      <w:r>
-        <w:rPr>
-          <w:rFonts w:ascii="Helvetica" w:hAnsi="Helvetica"/>
-          <w:sz w:val="24"/>
-          <w:szCs w:val="24"/>
-        </w:rPr>
-        <w:t>debts</w:t>
-      </w:r>
-      <w:r>
-        <w:rPr>
-          <w:rFonts w:ascii="Helvetica" w:hAnsi="Helvetica"/>
-          <w:sz w:val="24"/>
-          <w:szCs w:val="24"/>
-        </w:rPr>
-        <w:t xml:space="preserve">” </w:t>
-      </w:r>
-      <w:r>
-        <w:rPr>
-          <w:rFonts w:ascii="Helvetica" w:hAnsi="Helvetica"/>
-          <w:sz w:val="24"/>
-          <w:szCs w:val="24"/>
-        </w:rPr>
-        <w:t>%}</w:t>
+        <w:t>” %}</w:t>
       </w:r>
     </w:p>
     <w:p>
@@ -3155,7 +2729,7 @@
         <w:gridCol w:w="3095"/>
         <w:gridCol w:w="1405"/>
         <w:gridCol w:w="1530"/>
-        <w:gridCol w:w="1530"/>
+        <w:gridCol w:w="1531"/>
         <w:gridCol w:w="1799"/>
       </w:tblGrid>
       <w:tr>
@@ -3187,18 +2761,7 @@
                 <w:szCs w:val="24"/>
                 <w:lang w:val="en-US" w:eastAsia="en-US" w:bidi="ar-SA"/>
               </w:rPr>
-              <w:t xml:space="preserve">Item of </w:t>
-            </w:r>
-            <w:r>
-              <w:rPr>
-                <w:rFonts w:eastAsia="Calibri" w:cs="Arial" w:ascii="Helvetica" w:hAnsi="Helvetica"/>
-                <w:b/>
-                <w:kern w:val="0"/>
-                <w:sz w:val="24"/>
-                <w:szCs w:val="24"/>
-                <w:lang w:val="en-US" w:eastAsia="en-US" w:bidi="ar-SA"/>
-              </w:rPr>
-              <w:t>Debt</w:t>
+              <w:t>Item of Debt</w:t>
             </w:r>
           </w:p>
         </w:tc>
@@ -3250,35 +2813,13 @@
                 <w:szCs w:val="24"/>
                 <w:lang w:val="en-US" w:eastAsia="en-US" w:bidi="ar-SA"/>
               </w:rPr>
-              <w:t>M</w:t>
-            </w:r>
-            <w:r>
-              <w:rPr>
-                <w:rFonts w:eastAsia="Calibri" w:cs="Arial" w:ascii="Helvetica" w:hAnsi="Helvetica"/>
-                <w:b/>
-                <w:kern w:val="0"/>
-                <w:sz w:val="24"/>
-                <w:szCs w:val="24"/>
-                <w:lang w:val="en-US" w:eastAsia="en-US" w:bidi="ar-SA"/>
-              </w:rPr>
-              <w:t>onthly Payme</w:t>
-            </w:r>
-            <w:r>
-              <w:rPr>
-                <w:rFonts w:eastAsia="Calibri" w:cs="Arial" w:ascii="Helvetica" w:hAnsi="Helvetica"/>
-                <w:b/>
-                <w:kern w:val="0"/>
-                <w:sz w:val="24"/>
-                <w:szCs w:val="24"/>
-                <w:lang w:val="en-US" w:eastAsia="en-US" w:bidi="ar-SA"/>
-              </w:rPr>
-              <w:t>nt</w:t>
-            </w:r>
-          </w:p>
-        </w:tc>
-        <w:tc>
-          <w:tcPr>
-            <w:tcW w:w="1530" w:type="dxa"/>
+              <w:t>Monthly Payment</w:t>
+            </w:r>
+          </w:p>
+        </w:tc>
+        <w:tc>
+          <w:tcPr>
+            <w:tcW w:w="1531" w:type="dxa"/>
             <w:tcBorders>
               <w:right w:val="nil"/>
             </w:tcBorders>
@@ -3419,7 +2960,7 @@
         </w:tc>
         <w:tc>
           <w:tcPr>
-            <w:tcW w:w="1530" w:type="dxa"/>
+            <w:tcW w:w="1531" w:type="dxa"/>
             <w:tcBorders>
               <w:right w:val="nil"/>
             </w:tcBorders>
@@ -3532,67 +3073,7 @@
                 <w:szCs w:val="24"/>
                 <w:lang w:val="en-US" w:eastAsia="en-US" w:bidi="ar-SA"/>
               </w:rPr>
-              <w:t>{</w:t>
-            </w:r>
-            <w:r>
-              <w:rPr>
-                <w:rFonts w:eastAsia="Calibri" w:cs="Arial" w:ascii="Helvetica" w:hAnsi="Helvetica"/>
-                <w:kern w:val="0"/>
-                <w:sz w:val="24"/>
-                <w:szCs w:val="24"/>
-                <w:lang w:val="en-US" w:eastAsia="en-US" w:bidi="ar-SA"/>
-              </w:rPr>
-              <w:t>{ "$" + thousands(</w:t>
-            </w:r>
-            <w:r>
-              <w:rPr>
-                <w:rFonts w:eastAsia="Calibri" w:cs="Arial" w:ascii="Helvetica" w:hAnsi="Helvetica"/>
-                <w:kern w:val="0"/>
-                <w:sz w:val="24"/>
-                <w:szCs w:val="24"/>
-                <w:lang w:val="en-US" w:eastAsia="en-US" w:bidi="ar-SA"/>
-              </w:rPr>
-              <w:t>row</w:t>
-            </w:r>
-            <w:r>
-              <w:rPr>
-                <w:rFonts w:eastAsia="Calibri" w:cs="Arial" w:ascii="Helvetica" w:hAnsi="Helvetica"/>
-                <w:kern w:val="0"/>
-                <w:sz w:val="24"/>
-                <w:szCs w:val="24"/>
-                <w:lang w:val="en-US" w:eastAsia="en-US" w:bidi="ar-SA"/>
-              </w:rPr>
-              <w:t>.</w:t>
-            </w:r>
-            <w:r>
-              <w:rPr>
-                <w:rFonts w:eastAsia="Calibri" w:cs="Arial" w:ascii="Helvetica" w:hAnsi="Helvetica"/>
-                <w:kern w:val="0"/>
-                <w:sz w:val="24"/>
-                <w:szCs w:val="24"/>
-                <w:lang w:val="en-US" w:eastAsia="en-US" w:bidi="ar-SA"/>
-              </w:rPr>
-              <w:t>balance,</w:t>
-            </w:r>
-            <w:r>
-              <w:rPr>
-                <w:rFonts w:eastAsia="Calibri" w:cs="Arial" w:ascii="Helvetica" w:hAnsi="Helvetica"/>
-                <w:kern w:val="0"/>
-                <w:sz w:val="24"/>
-                <w:szCs w:val="24"/>
-                <w:lang w:val="en-US" w:eastAsia="en-US" w:bidi="ar-SA"/>
-              </w:rPr>
-              <w:t xml:space="preserve"> show_decimals=True) </w:t>
-            </w:r>
-            <w:r>
-              <w:rPr>
-                <w:rFonts w:eastAsia="Calibri" w:cs="Arial" w:ascii="Helvetica" w:hAnsi="Helvetica"/>
-                <w:kern w:val="0"/>
-                <w:sz w:val="24"/>
-                <w:szCs w:val="24"/>
-                <w:lang w:val="en-US" w:eastAsia="en-US" w:bidi="ar-SA"/>
-              </w:rPr>
-              <w:t>}}</w:t>
+              <w:t>{{ "$" + thousands(row.balance, show_decimals=True) }}</w:t>
             </w:r>
           </w:p>
         </w:tc>
@@ -3622,73 +3103,13 @@
                 <w:szCs w:val="24"/>
                 <w:lang w:val="en-US" w:eastAsia="en-US" w:bidi="ar-SA"/>
               </w:rPr>
-              <w:t>{</w:t>
-            </w:r>
-            <w:r>
-              <w:rPr>
-                <w:rFonts w:eastAsia="Calibri" w:cs="Arial" w:ascii="Helvetica" w:hAnsi="Helvetica"/>
-                <w:kern w:val="0"/>
-                <w:sz w:val="24"/>
-                <w:szCs w:val="24"/>
-                <w:lang w:val="en-US" w:eastAsia="en-US" w:bidi="ar-SA"/>
-              </w:rPr>
-              <w:t>{ "$" + thousands(</w:t>
-            </w:r>
-            <w:r>
-              <w:rPr>
-                <w:rFonts w:eastAsia="Calibri" w:cs="Arial" w:ascii="Helvetica" w:hAnsi="Helvetica"/>
-                <w:kern w:val="0"/>
-                <w:sz w:val="24"/>
-                <w:szCs w:val="24"/>
-                <w:lang w:val="en-US" w:eastAsia="en-US" w:bidi="ar-SA"/>
-              </w:rPr>
-              <w:t>row</w:t>
-            </w:r>
-            <w:r>
-              <w:rPr>
-                <w:rFonts w:eastAsia="Calibri" w:cs="Arial" w:ascii="Helvetica" w:hAnsi="Helvetica"/>
-                <w:kern w:val="0"/>
-                <w:sz w:val="24"/>
-                <w:szCs w:val="24"/>
-                <w:lang w:val="en-US" w:eastAsia="en-US" w:bidi="ar-SA"/>
-              </w:rPr>
-              <w:t>.</w:t>
-            </w:r>
-            <w:r>
-              <w:rPr>
-                <w:rFonts w:eastAsia="Calibri" w:cs="Arial" w:ascii="Helvetica" w:hAnsi="Helvetica"/>
-                <w:kern w:val="0"/>
-                <w:sz w:val="24"/>
-                <w:szCs w:val="24"/>
-                <w:lang w:val="en-US" w:eastAsia="en-US" w:bidi="ar-SA"/>
-              </w:rPr>
-              <w:t>monthly_payment,</w:t>
-            </w:r>
-            <w:r>
-              <w:rPr>
-                <w:rFonts w:eastAsia="Calibri" w:cs="Arial" w:ascii="Helvetica" w:hAnsi="Helvetica"/>
-                <w:kern w:val="0"/>
-                <w:sz w:val="24"/>
-                <w:szCs w:val="24"/>
-                <w:lang w:val="en-US" w:eastAsia="en-US" w:bidi="ar-SA"/>
-              </w:rPr>
-              <w:t xml:space="preserve"> show_decimals=True) </w:t>
-            </w:r>
-            <w:r>
-              <w:rPr>
-                <w:rFonts w:eastAsia="Calibri" w:cs="Arial" w:ascii="Helvetica" w:hAnsi="Helvetica"/>
-                <w:kern w:val="0"/>
-                <w:sz w:val="24"/>
-                <w:szCs w:val="24"/>
-                <w:lang w:val="en-US" w:eastAsia="en-US" w:bidi="ar-SA"/>
-              </w:rPr>
-              <w:t>}}</w:t>
-            </w:r>
-          </w:p>
-        </w:tc>
-        <w:tc>
-          <w:tcPr>
-            <w:tcW w:w="1530" w:type="dxa"/>
+              <w:t>{{ "$" + thousands(row.monthly_payment, show_decimals=True) }}</w:t>
+            </w:r>
+          </w:p>
+        </w:tc>
+        <w:tc>
+          <w:tcPr>
+            <w:tcW w:w="1531" w:type="dxa"/>
             <w:tcBorders>
               <w:right w:val="nil"/>
             </w:tcBorders>
@@ -3714,27 +3135,7 @@
                 <w:szCs w:val="24"/>
                 <w:lang w:val="en-US" w:eastAsia="en-US" w:bidi="ar-SA"/>
               </w:rPr>
-              <w:t>{{ row.</w:t>
-            </w:r>
-            <w:r>
-              <w:rPr>
-                <w:rFonts w:eastAsia="Calibri" w:cs="Arial" w:ascii="Helvetica" w:hAnsi="Helvetica"/>
-                <w:kern w:val="0"/>
-                <w:sz w:val="24"/>
-                <w:szCs w:val="24"/>
-                <w:lang w:val="en-US" w:eastAsia="en-US" w:bidi="ar-SA"/>
-              </w:rPr>
-              <w:t>security_description_template</w:t>
-            </w:r>
-            <w:r>
-              <w:rPr>
-                <w:rFonts w:eastAsia="Calibri" w:cs="Arial" w:ascii="Helvetica" w:hAnsi="Helvetica"/>
-                <w:kern w:val="0"/>
-                <w:sz w:val="24"/>
-                <w:szCs w:val="24"/>
-                <w:lang w:val="en-US" w:eastAsia="en-US" w:bidi="ar-SA"/>
-              </w:rPr>
-              <w:t xml:space="preserve"> }}</w:t>
+              <w:t>{{ row.security_description_template }}</w:t>
             </w:r>
           </w:p>
         </w:tc>
@@ -3764,37 +3165,7 @@
                 <w:szCs w:val="24"/>
                 <w:lang w:val="en-US" w:eastAsia="en-US" w:bidi="ar-SA"/>
               </w:rPr>
-              <w:t>{</w:t>
-            </w:r>
-            <w:r>
-              <w:rPr>
-                <w:rFonts w:eastAsia="Calibri" w:cs="Arial" w:ascii="Helvetica" w:hAnsi="Helvetica"/>
-                <w:kern w:val="0"/>
-                <w:sz w:val="24"/>
-                <w:szCs w:val="24"/>
-                <w:lang w:val="en-US" w:eastAsia="en-US" w:bidi="ar-SA"/>
-              </w:rPr>
-              <w:t>{ row.</w:t>
-            </w:r>
-            <w:r>
-              <w:rPr>
-                <w:rFonts w:eastAsia="Calibri" w:cs="Arial" w:ascii="Helvetica" w:hAnsi="Helvetica"/>
-                <w:kern w:val="0"/>
-                <w:sz w:val="24"/>
-                <w:szCs w:val="24"/>
-                <w:lang w:val="en-US" w:eastAsia="en-US" w:bidi="ar-SA"/>
-              </w:rPr>
-              <w:t>marital_property</w:t>
-            </w:r>
-            <w:r>
-              <w:rPr>
-                <w:rFonts w:eastAsia="Calibri" w:cs="Arial" w:ascii="Helvetica" w:hAnsi="Helvetica"/>
-                <w:kern w:val="0"/>
-                <w:sz w:val="24"/>
-                <w:szCs w:val="24"/>
-                <w:lang w:val="en-US" w:eastAsia="en-US" w:bidi="ar-SA"/>
-              </w:rPr>
-              <w:t xml:space="preserve"> }}</w:t>
+              <w:t>{{ row.marital_property }}</w:t>
             </w:r>
           </w:p>
         </w:tc>
@@ -3887,7 +3258,7 @@
         </w:tc>
         <w:tc>
           <w:tcPr>
-            <w:tcW w:w="1530" w:type="dxa"/>
+            <w:tcW w:w="1531" w:type="dxa"/>
             <w:tcBorders>
               <w:right w:val="nil"/>
             </w:tcBorders>
@@ -3975,7 +3346,7 @@
           <w:sz w:val="24"/>
           <w:szCs w:val="24"/>
         </w:rPr>
-        <w:t xml:space="preserve">{%p </w:t>
+        <w:t>{%p elif field.field_name == “respondent.debts_</w:t>
       </w:r>
       <w:r>
         <w:rPr>
@@ -3983,7 +3354,7 @@
           <w:sz w:val="24"/>
           <w:szCs w:val="24"/>
         </w:rPr>
-        <w:t>el</w:t>
+        <w:t>award</w:t>
       </w:r>
       <w:r>
         <w:rPr>
@@ -3991,55 +3362,7 @@
           <w:sz w:val="24"/>
           <w:szCs w:val="24"/>
         </w:rPr>
-        <w:t>if field.</w:t>
-      </w:r>
-      <w:r>
-        <w:rPr>
-          <w:rFonts w:ascii="Helvetica" w:hAnsi="Helvetica"/>
-          <w:sz w:val="24"/>
-          <w:szCs w:val="24"/>
-        </w:rPr>
-        <w:t xml:space="preserve">field_name </w:t>
-      </w:r>
-      <w:r>
-        <w:rPr>
-          <w:rFonts w:ascii="Helvetica" w:hAnsi="Helvetica"/>
-          <w:sz w:val="24"/>
-          <w:szCs w:val="24"/>
-        </w:rPr>
-        <w:t>== “</w:t>
-      </w:r>
-      <w:r>
-        <w:rPr>
-          <w:rFonts w:ascii="Helvetica" w:hAnsi="Helvetica"/>
-          <w:sz w:val="24"/>
-          <w:szCs w:val="24"/>
-        </w:rPr>
-        <w:t>respondent.</w:t>
-      </w:r>
-      <w:r>
-        <w:rPr>
-          <w:rFonts w:ascii="Helvetica" w:hAnsi="Helvetica"/>
-          <w:sz w:val="24"/>
-          <w:szCs w:val="24"/>
-        </w:rPr>
-        <w:t>debts</w:t>
-      </w:r>
-      <w:r>
-        <w:rPr>
-          <w:rFonts w:ascii="Helvetica" w:hAnsi="Helvetica"/>
-          <w:sz w:val="24"/>
-          <w:szCs w:val="24"/>
-        </w:rPr>
-        <w:t xml:space="preserve">” </w:t>
-      </w:r>
-      <w:r>
-        <w:rPr>
-          <w:rFonts w:ascii="Helvetica" w:hAnsi="Helvetica"/>
-          <w:sz w:val="24"/>
-          <w:szCs w:val="24"/>
-        </w:rPr>
-        <w:t>%}</w:t>
+        <w:t>” %}</w:t>
       </w:r>
     </w:p>
     <w:p>
@@ -4083,7 +3406,7 @@
         <w:gridCol w:w="3095"/>
         <w:gridCol w:w="1405"/>
         <w:gridCol w:w="1530"/>
-        <w:gridCol w:w="1530"/>
+        <w:gridCol w:w="1531"/>
         <w:gridCol w:w="1799"/>
       </w:tblGrid>
       <w:tr>
@@ -4115,18 +3438,7 @@
                 <w:szCs w:val="24"/>
                 <w:lang w:val="en-US" w:eastAsia="en-US" w:bidi="ar-SA"/>
               </w:rPr>
-              <w:t xml:space="preserve">Item of </w:t>
-            </w:r>
-            <w:r>
-              <w:rPr>
-                <w:rFonts w:eastAsia="Calibri" w:cs="Arial" w:ascii="Helvetica" w:hAnsi="Helvetica"/>
-                <w:b/>
-                <w:kern w:val="0"/>
-                <w:sz w:val="24"/>
-                <w:szCs w:val="24"/>
-                <w:lang w:val="en-US" w:eastAsia="en-US" w:bidi="ar-SA"/>
-              </w:rPr>
-              <w:t>Debt</w:t>
+              <w:t>Item of Debt</w:t>
             </w:r>
           </w:p>
         </w:tc>
@@ -4184,7 +3496,7 @@
         </w:tc>
         <w:tc>
           <w:tcPr>
-            <w:tcW w:w="1530" w:type="dxa"/>
+            <w:tcW w:w="1531" w:type="dxa"/>
             <w:tcBorders>
               <w:right w:val="nil"/>
             </w:tcBorders>
@@ -4325,7 +3637,7 @@
         </w:tc>
         <w:tc>
           <w:tcPr>
-            <w:tcW w:w="1530" w:type="dxa"/>
+            <w:tcW w:w="1531" w:type="dxa"/>
             <w:tcBorders>
               <w:right w:val="nil"/>
             </w:tcBorders>
@@ -4408,27 +3720,7 @@
                 <w:szCs w:val="24"/>
                 <w:lang w:val="en-US" w:eastAsia="en-US" w:bidi="ar-SA"/>
               </w:rPr>
-              <w:t>{{ row.loan_description_template_</w:t>
-            </w:r>
-            <w:r>
-              <w:rPr>
-                <w:rFonts w:eastAsia="Calibri" w:cs="Arial" w:ascii="Helvetica" w:hAnsi="Helvetica"/>
-                <w:kern w:val="0"/>
-                <w:sz w:val="24"/>
-                <w:szCs w:val="24"/>
-                <w:lang w:val="en-US" w:eastAsia="en-US" w:bidi="ar-SA"/>
-              </w:rPr>
-              <w:t>respondent</w:t>
-            </w:r>
-            <w:r>
-              <w:rPr>
-                <w:rFonts w:eastAsia="Calibri" w:cs="Arial" w:ascii="Helvetica" w:hAnsi="Helvetica"/>
-                <w:kern w:val="0"/>
-                <w:sz w:val="24"/>
-                <w:szCs w:val="24"/>
-                <w:lang w:val="en-US" w:eastAsia="en-US" w:bidi="ar-SA"/>
-              </w:rPr>
-              <w:t xml:space="preserve"> }}</w:t>
+              <w:t>{{ row.loan_description_template_respondent }}</w:t>
             </w:r>
           </w:p>
         </w:tc>
@@ -4458,67 +3750,7 @@
                 <w:szCs w:val="24"/>
                 <w:lang w:val="en-US" w:eastAsia="en-US" w:bidi="ar-SA"/>
               </w:rPr>
-              <w:t>{</w:t>
-            </w:r>
-            <w:r>
-              <w:rPr>
-                <w:rFonts w:eastAsia="Calibri" w:cs="Arial" w:ascii="Helvetica" w:hAnsi="Helvetica"/>
-                <w:kern w:val="0"/>
-                <w:sz w:val="24"/>
-                <w:szCs w:val="24"/>
-                <w:lang w:val="en-US" w:eastAsia="en-US" w:bidi="ar-SA"/>
-              </w:rPr>
-              <w:t>{ "$" + thousands(</w:t>
-            </w:r>
-            <w:r>
-              <w:rPr>
-                <w:rFonts w:eastAsia="Calibri" w:cs="Arial" w:ascii="Helvetica" w:hAnsi="Helvetica"/>
-                <w:kern w:val="0"/>
-                <w:sz w:val="24"/>
-                <w:szCs w:val="24"/>
-                <w:lang w:val="en-US" w:eastAsia="en-US" w:bidi="ar-SA"/>
-              </w:rPr>
-              <w:t>row</w:t>
-            </w:r>
-            <w:r>
-              <w:rPr>
-                <w:rFonts w:eastAsia="Calibri" w:cs="Arial" w:ascii="Helvetica" w:hAnsi="Helvetica"/>
-                <w:kern w:val="0"/>
-                <w:sz w:val="24"/>
-                <w:szCs w:val="24"/>
-                <w:lang w:val="en-US" w:eastAsia="en-US" w:bidi="ar-SA"/>
-              </w:rPr>
-              <w:t>.</w:t>
-            </w:r>
-            <w:r>
-              <w:rPr>
-                <w:rFonts w:eastAsia="Calibri" w:cs="Arial" w:ascii="Helvetica" w:hAnsi="Helvetica"/>
-                <w:kern w:val="0"/>
-                <w:sz w:val="24"/>
-                <w:szCs w:val="24"/>
-                <w:lang w:val="en-US" w:eastAsia="en-US" w:bidi="ar-SA"/>
-              </w:rPr>
-              <w:t>balance,</w:t>
-            </w:r>
-            <w:r>
-              <w:rPr>
-                <w:rFonts w:eastAsia="Calibri" w:cs="Arial" w:ascii="Helvetica" w:hAnsi="Helvetica"/>
-                <w:kern w:val="0"/>
-                <w:sz w:val="24"/>
-                <w:szCs w:val="24"/>
-                <w:lang w:val="en-US" w:eastAsia="en-US" w:bidi="ar-SA"/>
-              </w:rPr>
-              <w:t xml:space="preserve"> show_decimals=True) </w:t>
-            </w:r>
-            <w:r>
-              <w:rPr>
-                <w:rFonts w:eastAsia="Calibri" w:cs="Arial" w:ascii="Helvetica" w:hAnsi="Helvetica"/>
-                <w:kern w:val="0"/>
-                <w:sz w:val="24"/>
-                <w:szCs w:val="24"/>
-                <w:lang w:val="en-US" w:eastAsia="en-US" w:bidi="ar-SA"/>
-              </w:rPr>
-              <w:t>}}</w:t>
+              <w:t>{{ "$" + thousands(row.balance, show_decimals=True) }}</w:t>
             </w:r>
           </w:p>
         </w:tc>
@@ -4548,73 +3780,13 @@
                 <w:szCs w:val="24"/>
                 <w:lang w:val="en-US" w:eastAsia="en-US" w:bidi="ar-SA"/>
               </w:rPr>
-              <w:t>{</w:t>
-            </w:r>
-            <w:r>
-              <w:rPr>
-                <w:rFonts w:eastAsia="Calibri" w:cs="Arial" w:ascii="Helvetica" w:hAnsi="Helvetica"/>
-                <w:kern w:val="0"/>
-                <w:sz w:val="24"/>
-                <w:szCs w:val="24"/>
-                <w:lang w:val="en-US" w:eastAsia="en-US" w:bidi="ar-SA"/>
-              </w:rPr>
-              <w:t>{ "$" + thousands(</w:t>
-            </w:r>
-            <w:r>
-              <w:rPr>
-                <w:rFonts w:eastAsia="Calibri" w:cs="Arial" w:ascii="Helvetica" w:hAnsi="Helvetica"/>
-                <w:kern w:val="0"/>
-                <w:sz w:val="24"/>
-                <w:szCs w:val="24"/>
-                <w:lang w:val="en-US" w:eastAsia="en-US" w:bidi="ar-SA"/>
-              </w:rPr>
-              <w:t>row</w:t>
-            </w:r>
-            <w:r>
-              <w:rPr>
-                <w:rFonts w:eastAsia="Calibri" w:cs="Arial" w:ascii="Helvetica" w:hAnsi="Helvetica"/>
-                <w:kern w:val="0"/>
-                <w:sz w:val="24"/>
-                <w:szCs w:val="24"/>
-                <w:lang w:val="en-US" w:eastAsia="en-US" w:bidi="ar-SA"/>
-              </w:rPr>
-              <w:t>.</w:t>
-            </w:r>
-            <w:r>
-              <w:rPr>
-                <w:rFonts w:eastAsia="Calibri" w:cs="Arial" w:ascii="Helvetica" w:hAnsi="Helvetica"/>
-                <w:kern w:val="0"/>
-                <w:sz w:val="24"/>
-                <w:szCs w:val="24"/>
-                <w:lang w:val="en-US" w:eastAsia="en-US" w:bidi="ar-SA"/>
-              </w:rPr>
-              <w:t>monthly_payment,</w:t>
-            </w:r>
-            <w:r>
-              <w:rPr>
-                <w:rFonts w:eastAsia="Calibri" w:cs="Arial" w:ascii="Helvetica" w:hAnsi="Helvetica"/>
-                <w:kern w:val="0"/>
-                <w:sz w:val="24"/>
-                <w:szCs w:val="24"/>
-                <w:lang w:val="en-US" w:eastAsia="en-US" w:bidi="ar-SA"/>
-              </w:rPr>
-              <w:t xml:space="preserve"> show_decimals=True) </w:t>
-            </w:r>
-            <w:r>
-              <w:rPr>
-                <w:rFonts w:eastAsia="Calibri" w:cs="Arial" w:ascii="Helvetica" w:hAnsi="Helvetica"/>
-                <w:kern w:val="0"/>
-                <w:sz w:val="24"/>
-                <w:szCs w:val="24"/>
-                <w:lang w:val="en-US" w:eastAsia="en-US" w:bidi="ar-SA"/>
-              </w:rPr>
-              <w:t>}}</w:t>
-            </w:r>
-          </w:p>
-        </w:tc>
-        <w:tc>
-          <w:tcPr>
-            <w:tcW w:w="1530" w:type="dxa"/>
+              <w:t>{{ "$" + thousands(row.monthly_payment, show_decimals=True) }}</w:t>
+            </w:r>
+          </w:p>
+        </w:tc>
+        <w:tc>
+          <w:tcPr>
+            <w:tcW w:w="1531" w:type="dxa"/>
             <w:tcBorders>
               <w:right w:val="nil"/>
             </w:tcBorders>
@@ -4640,27 +3812,7 @@
                 <w:szCs w:val="24"/>
                 <w:lang w:val="en-US" w:eastAsia="en-US" w:bidi="ar-SA"/>
               </w:rPr>
-              <w:t>{{ row.</w:t>
-            </w:r>
-            <w:r>
-              <w:rPr>
-                <w:rFonts w:eastAsia="Calibri" w:cs="Arial" w:ascii="Helvetica" w:hAnsi="Helvetica"/>
-                <w:kern w:val="0"/>
-                <w:sz w:val="24"/>
-                <w:szCs w:val="24"/>
-                <w:lang w:val="en-US" w:eastAsia="en-US" w:bidi="ar-SA"/>
-              </w:rPr>
-              <w:t>security_description_template</w:t>
-            </w:r>
-            <w:r>
-              <w:rPr>
-                <w:rFonts w:eastAsia="Calibri" w:cs="Arial" w:ascii="Helvetica" w:hAnsi="Helvetica"/>
-                <w:kern w:val="0"/>
-                <w:sz w:val="24"/>
-                <w:szCs w:val="24"/>
-                <w:lang w:val="en-US" w:eastAsia="en-US" w:bidi="ar-SA"/>
-              </w:rPr>
-              <w:t xml:space="preserve"> }}</w:t>
+              <w:t>{{ row.security_description_template }}</w:t>
             </w:r>
           </w:p>
         </w:tc>
@@ -4690,37 +3842,7 @@
                 <w:szCs w:val="24"/>
                 <w:lang w:val="en-US" w:eastAsia="en-US" w:bidi="ar-SA"/>
               </w:rPr>
-              <w:t>{</w:t>
-            </w:r>
-            <w:r>
-              <w:rPr>
-                <w:rFonts w:eastAsia="Calibri" w:cs="Arial" w:ascii="Helvetica" w:hAnsi="Helvetica"/>
-                <w:kern w:val="0"/>
-                <w:sz w:val="24"/>
-                <w:szCs w:val="24"/>
-                <w:lang w:val="en-US" w:eastAsia="en-US" w:bidi="ar-SA"/>
-              </w:rPr>
-              <w:t>{ row.</w:t>
-            </w:r>
-            <w:r>
-              <w:rPr>
-                <w:rFonts w:eastAsia="Calibri" w:cs="Arial" w:ascii="Helvetica" w:hAnsi="Helvetica"/>
-                <w:kern w:val="0"/>
-                <w:sz w:val="24"/>
-                <w:szCs w:val="24"/>
-                <w:lang w:val="en-US" w:eastAsia="en-US" w:bidi="ar-SA"/>
-              </w:rPr>
-              <w:t>marital_property</w:t>
-            </w:r>
-            <w:r>
-              <w:rPr>
-                <w:rFonts w:eastAsia="Calibri" w:cs="Arial" w:ascii="Helvetica" w:hAnsi="Helvetica"/>
-                <w:kern w:val="0"/>
-                <w:sz w:val="24"/>
-                <w:szCs w:val="24"/>
-                <w:lang w:val="en-US" w:eastAsia="en-US" w:bidi="ar-SA"/>
-              </w:rPr>
-              <w:t xml:space="preserve"> }}</w:t>
+              <w:t>{{ row.marital_property }}</w:t>
             </w:r>
           </w:p>
         </w:tc>
@@ -4813,7 +3935,7 @@
         </w:tc>
         <w:tc>
           <w:tcPr>
-            <w:tcW w:w="1530" w:type="dxa"/>
+            <w:tcW w:w="1531" w:type="dxa"/>
             <w:tcBorders>
               <w:right w:val="nil"/>
             </w:tcBorders>
@@ -4901,23 +4023,7 @@
           <w:sz w:val="24"/>
           <w:szCs w:val="24"/>
         </w:rPr>
-        <w:t xml:space="preserve">{%p </w:t>
-      </w:r>
-      <w:r>
-        <w:rPr>
-          <w:rFonts w:ascii="Helvetica" w:hAnsi="Helvetica"/>
-          <w:sz w:val="24"/>
-          <w:szCs w:val="24"/>
-        </w:rPr>
-        <w:t>el</w:t>
-      </w:r>
-      <w:r>
-        <w:rPr>
-          <w:rFonts w:ascii="Helvetica" w:hAnsi="Helvetica"/>
-          <w:sz w:val="24"/>
-          <w:szCs w:val="24"/>
-        </w:rPr>
-        <w:t xml:space="preserve">if field.is_object_list() %} </w:t>
+        <w:t xml:space="preserve">{%p elif field.is_object_list() %} </w:t>
       </w:r>
     </w:p>
     <w:p>
